--- a/documents/35-clearhaven-grpc-internal-adr.docx
+++ b/documents/35-clearhaven-grpc-internal-adr.docx
@@ -7916,7 +7916,7 @@
         <w:pStyle w:val="Heading1"/>
       </w:pPr>
       <w:r>
-        <w:t>Working remainder for CLH-ADR-2024-003</w:t>
+        <w:t>Open work after August 14, 2024</w:t>
       </w:r>
     </w:p>
     <w:p>
@@ -7930,7 +7930,7 @@
           <w:color w:val="222222"/>
           <w:sz w:val="24"/>
         </w:rPr>
-        <w:t>The front of gRPC for the match-engine to break-svc open-break path is the document. This remainder is the leftover a colleague still trips on: named people, named boxes, named tickets, and the work I still owe after August 14, 2024. It is not a second log and it is not a stack of exhibits with the same stub. If a paragraph fights the decision in the front, strike the paragraph.</w:t>
+        <w:t>What follows is leftover work from gRPC for the match-engine to break-svc open-break path: named people, named boxes, named tickets, and the items I still owe. If a paragraph fights the decision in the front of CLH-ADR-2024-003, strike the paragraph.</w:t>
       </w:r>
     </w:p>
     <w:p>
@@ -8084,7 +8084,7 @@
           <w:color w:val="222222"/>
           <w:sz w:val="24"/>
         </w:rPr>
-        <w:t>I will not put identifiers in chat, logs, or a support zip on a wiki that drifts. CLH-TDD-2023-017 and this file are the record. If Aman Kumar needs a diagram, they get a permalink, not a photo of a whiteboard. api.clearhaven-recon.internal.northstar.example stays out of the diagram title. If a new engineer asks where the leftover lives, I point here. I do not point at a Slack pin from August 14, 2024. Client Clearhaven.</w:t>
+        <w:t>I will not put identifiers in chat, logs, or a support zip on a wiki that drifts. CLH-TDD-2023-017 and this file are the record. If Aman Kumar needs a diagram, they get a permalink, not a photo of a whiteboard. api.clearhaven-recon.internal.northstar.example stays out of the diagram title. If a new engineer asks where the leftover lives, I point here. I do not point at a Slack pin from August 14, 2024.</w:t>
       </w:r>
     </w:p>
     <w:p>
@@ -10428,7 +10428,7 @@
           <w:color w:val="222222"/>
           <w:sz w:val="24"/>
         </w:rPr>
-        <w:t>People who were absent still get a usable remainder, not a transcript. Diego Alvarez gets the decision, the refuse, and the date. They do not get a reconstruction of who raised their voice. If they object, they object on CLH-TST-2024-008. Client Clearhaven. Author Aman Kumar.</w:t>
+        <w:t>People who were absent still get a usable remainder, not a transcript. Diego Alvarez gets the decision, the refuse, and the date. They do not get a reconstruction of who raised their voice. If they object, they object on CLH-TST-2024-008.</w:t>
       </w:r>
     </w:p>
     <w:p>
@@ -11473,7 +11473,7 @@
           <w:color w:val="222222"/>
           <w:sz w:val="24"/>
         </w:rPr>
-        <w:t>If you are implementing, keep the rejected alternative dead. If you are on-call, start read-only. If you are Aman Kumar, the ask is unchanged: pick the path in the main body or send it back with a named objection. Sample I would still defend: 563 rows, 42 minutes, freeze respected. Strike this remainder if it ever fights the decision callout. Author Aman Kumar. Client Clearhaven.</w:t>
+        <w:t>If you are implementing, keep the rejected alternative dead. If you are on-call, start read-only. If you are Aman Kumar, the ask is unchanged: pick the path in the main body or send it back with a named objection. Sample I would still defend: 563 rows, 42 minutes, freeze respected. Strike this section if it ever fights the decision callout.</w:t>
       </w:r>
     </w:p>
     <w:p>
@@ -11487,7 +11487,7 @@
           <w:color w:val="222222"/>
           <w:sz w:val="24"/>
         </w:rPr>
-        <w:t>This heading is the reopen rule, not a promise that nothing follows. If we still need words after the bank, they are named leftovers, not another copy of the same stub. dropping a column in the same release as the readers is done as a heading when Marcus Bell closes SOP-2024-011 or writes a new date.</w:t>
+        <w:t>This heading is the reopen rule. dropping a column in the same release as the readers is done when Marcus Bell closes SOP-2024-011 or writes a new date.</w:t>
       </w:r>
     </w:p>
     <w:p>
@@ -12639,7 +12639,7 @@
           <w:color w:val="222222"/>
           <w:sz w:val="24"/>
         </w:rPr>
-        <w:t>I am out of new section shapes. What follows is leftover owners and tickets already in this file, written so a colleague can act. I will not invent another exhibit format to fill a page budget.</w:t>
+        <w:t>Owners and tickets still attached to CLH-ADR-2024-003, written so a colleague can act without hunting Slack. Close is a decision, a refuse, or a new date.</w:t>
       </w:r>
     </w:p>
     <w:p>
@@ -12653,7 +12653,7 @@
           <w:color w:val="222222"/>
           <w:sz w:val="24"/>
         </w:rPr>
-        <w:t>CLH-TDD-2023-017 still sits with Aman Kumar. Host api.clearhaven-recon.internal.northstar.example. Due August 25, 2024 unless they write a new date. Close is a decision, a refuse, or that date. I will not accept a status dump. Front-matter number I am not re-arguing: 14. If this leftover is done, Aman Kumar marks CLH-TDD-2023-017 done. Aman Kumar will not keep a shadow list. Client Clearhaven.</w:t>
+        <w:t>CLH-TDD-2023-017 still sits with Aman Kumar. Host api.clearhaven-recon.internal.northstar.example. Due August 25, 2024 unless they write a new date. Close is a decision, a refuse, or that date. I will not accept a status dump. Front-matter number I am not re-arguing: 14. If this leftover is done, Aman Kumar marks CLH-TDD-2023-017 done. Aman Kumar will not keep a shadow list.</w:t>
       </w:r>
     </w:p>
     <w:p>
@@ -12751,7 +12751,7 @@
           <w:color w:val="222222"/>
           <w:sz w:val="24"/>
         </w:rPr>
-        <w:t>Stop leftover: NS-MESH-RB-04 is not a twin of CLH-TST-2024-008. Keep one thread. The Clearhaven on northstar.example. If this paragraph fights the front of CLH-ADR-2024-003, strike it. Due September 8, 2024. Client Clearhaven.</w:t>
+        <w:t>Stop leftover: NS-MESH-RB-04 is not a twin of CLH-TST-2024-008. Keep one thread. The Clearhaven on northstar.example. If this paragraph fights the front of CLH-ADR-2024-003, strike it. Due September 8, 2024.</w:t>
       </w:r>
     </w:p>
     <w:p>
@@ -12765,7 +12765,7 @@
           <w:color w:val="222222"/>
           <w:sz w:val="24"/>
         </w:rPr>
-        <w:t>CLH-TST-2024-008 still sits with Priya Nair. Host break-svc.clearhaven-prod.svc.cluster.local. Due September 10, 2024 unless they write a new date. Close is a decision, a refuse, or that date. I will not accept a status dump. Front-matter number I am not re-arguing: 11.2. If this leftover is done, Priya Nair marks CLH-TST-2024-008 done. Aman Kumar will not keep a shadow list. Client Clearhaven.</w:t>
+        <w:t>CLH-TST-2024-008 still sits with Priya Nair. Host break-svc.clearhaven-prod.svc.cluster.local. Due September 10, 2024 unless they write a new date. Close is a decision, a refuse, or that date. I will not accept a status dump. Front-matter number I am not re-arguing: 11.2. If this leftover is done, Priya Nair marks CLH-TST-2024-008 done. Aman Kumar will not keep a shadow list.</w:t>
       </w:r>
     </w:p>
     <w:p>
